--- a/public/leif-taylor-resume-2026-05.docx
+++ b/public/leif-taylor-resume-2026-05.docx
@@ -49,7 +49,7 @@
         </w:rPr>
         <w:t xml:space="preserve">Greater Boston Area  ·  </w:t>
       </w:r>
-      <w:hyperlink w:history="1" r:id="rIdilpayrkz6jymigt18ocpf">
+      <w:hyperlink w:history="1" r:id="rIdxp3vipeygxclnodtorapl">
         <w:r>
           <w:rPr>
             <w:rFonts w:ascii="Calibri" w:cs="Calibri" w:eastAsia="Calibri" w:hAnsi="Calibri"/>
@@ -70,7 +70,7 @@
         </w:rPr>
         <w:t xml:space="preserve">  ·  </w:t>
       </w:r>
-      <w:hyperlink w:history="1" r:id="rIdyo-0jolq-pgptrn8vedry">
+      <w:hyperlink w:history="1" r:id="rIdxkbqir2quzxnp8026sp0s">
         <w:r>
           <w:rPr>
             <w:rFonts w:ascii="Calibri" w:cs="Calibri" w:eastAsia="Calibri" w:hAnsi="Calibri"/>
@@ -91,7 +91,7 @@
         </w:rPr>
         <w:t xml:space="preserve">  ·  </w:t>
       </w:r>
-      <w:hyperlink w:history="1" r:id="rId4axblknhnb7bupyhlzwh9">
+      <w:hyperlink w:history="1" r:id="rIdck4-rrrvlv8bpevlxluh9">
         <w:r>
           <w:rPr>
             <w:rFonts w:ascii="Calibri" w:cs="Calibri" w:eastAsia="Calibri" w:hAnsi="Calibri"/>
@@ -469,7 +469,7 @@
           <w:sz w:val="18"/>
           <w:szCs w:val="18"/>
         </w:rPr>
-        <w:t xml:space="preserve">2023 — Present</w:t>
+        <w:t xml:space="preserve">Mar 2023 — Present</w:t>
       </w:r>
     </w:p>
     <w:p>
@@ -809,7 +809,7 @@
           <w:sz w:val="18"/>
           <w:szCs w:val="18"/>
         </w:rPr>
-        <w:t xml:space="preserve">2019 — 2023</w:t>
+        <w:t xml:space="preserve">Jan 2019 — Mar 2023</w:t>
       </w:r>
     </w:p>
     <w:p>
@@ -947,7 +947,7 @@
           <w:sz w:val="18"/>
           <w:szCs w:val="18"/>
         </w:rPr>
-        <w:t xml:space="preserve">2016 — 2019</w:t>
+        <w:t xml:space="preserve">Jun 2016 — Jan 2019</w:t>
       </w:r>
     </w:p>
     <w:p>
@@ -1281,7 +1281,7 @@
       <w:pPr>
         <w:spacing w:after="120"/>
       </w:pPr>
-      <w:hyperlink w:history="1" r:id="rIdybutrkk_5eb-zuy38ru-t">
+      <w:hyperlink w:history="1" r:id="rIdhtrbm8yq8hbxhi5f_ukbr">
         <w:r>
           <w:rPr>
             <w:rFonts w:ascii="Calibri" w:cs="Calibri" w:eastAsia="Calibri" w:hAnsi="Calibri"/>

--- a/public/leif-taylor-resume-2026-05.docx
+++ b/public/leif-taylor-resume-2026-05.docx
@@ -49,7 +49,7 @@
         </w:rPr>
         <w:t xml:space="preserve">Greater Boston Area  ·  </w:t>
       </w:r>
-      <w:hyperlink w:history="1" r:id="rIdxp3vipeygxclnodtorapl">
+      <w:hyperlink w:history="1" r:id="rIdtejg4ltiajwo18xwl7kcp">
         <w:r>
           <w:rPr>
             <w:rFonts w:ascii="Calibri" w:cs="Calibri" w:eastAsia="Calibri" w:hAnsi="Calibri"/>
@@ -70,7 +70,7 @@
         </w:rPr>
         <w:t xml:space="preserve">  ·  </w:t>
       </w:r>
-      <w:hyperlink w:history="1" r:id="rIdxkbqir2quzxnp8026sp0s">
+      <w:hyperlink w:history="1" r:id="rIdkgbhs569yflxvi2kudp4s">
         <w:r>
           <w:rPr>
             <w:rFonts w:ascii="Calibri" w:cs="Calibri" w:eastAsia="Calibri" w:hAnsi="Calibri"/>
@@ -91,7 +91,7 @@
         </w:rPr>
         <w:t xml:space="preserve">  ·  </w:t>
       </w:r>
-      <w:hyperlink w:history="1" r:id="rIdck4-rrrvlv8bpevlxluh9">
+      <w:hyperlink w:history="1" r:id="rIdet_djchczni2zvfgwa9vl">
         <w:r>
           <w:rPr>
             <w:rFonts w:ascii="Calibri" w:cs="Calibri" w:eastAsia="Calibri" w:hAnsi="Calibri"/>
@@ -1281,7 +1281,7 @@
       <w:pPr>
         <w:spacing w:after="120"/>
       </w:pPr>
-      <w:hyperlink w:history="1" r:id="rIdhtrbm8yq8hbxhi5f_ukbr">
+      <w:hyperlink w:history="1" r:id="rIdj2v2yneg-oc6ygdyjwwkk">
         <w:r>
           <w:rPr>
             <w:rFonts w:ascii="Calibri" w:cs="Calibri" w:eastAsia="Calibri" w:hAnsi="Calibri"/>

--- a/public/leif-taylor-resume-2026-05.docx
+++ b/public/leif-taylor-resume-2026-05.docx
@@ -49,7 +49,7 @@
         </w:rPr>
         <w:t xml:space="preserve">Greater Boston Area  ·  </w:t>
       </w:r>
-      <w:hyperlink w:history="1" r:id="rIdtejg4ltiajwo18xwl7kcp">
+      <w:hyperlink w:history="1" r:id="rIdc2mwzwt5zndmbtg5dyljl">
         <w:r>
           <w:rPr>
             <w:rFonts w:ascii="Calibri" w:cs="Calibri" w:eastAsia="Calibri" w:hAnsi="Calibri"/>
@@ -70,7 +70,7 @@
         </w:rPr>
         <w:t xml:space="preserve">  ·  </w:t>
       </w:r>
-      <w:hyperlink w:history="1" r:id="rIdkgbhs569yflxvi2kudp4s">
+      <w:hyperlink w:history="1" r:id="rIdy_v5o-zgxajcaybp78l-f">
         <w:r>
           <w:rPr>
             <w:rFonts w:ascii="Calibri" w:cs="Calibri" w:eastAsia="Calibri" w:hAnsi="Calibri"/>
@@ -91,7 +91,7 @@
         </w:rPr>
         <w:t xml:space="preserve">  ·  </w:t>
       </w:r>
-      <w:hyperlink w:history="1" r:id="rIdet_djchczni2zvfgwa9vl">
+      <w:hyperlink w:history="1" r:id="rId_kfzluw4kfoym20dteoet">
         <w:r>
           <w:rPr>
             <w:rFonts w:ascii="Calibri" w:cs="Calibri" w:eastAsia="Calibri" w:hAnsi="Calibri"/>
@@ -1281,7 +1281,7 @@
       <w:pPr>
         <w:spacing w:after="120"/>
       </w:pPr>
-      <w:hyperlink w:history="1" r:id="rIdj2v2yneg-oc6ygdyjwwkk">
+      <w:hyperlink w:history="1" r:id="rIdr-dqtc_sdvr7edcj7hyhx">
         <w:r>
           <w:rPr>
             <w:rFonts w:ascii="Calibri" w:cs="Calibri" w:eastAsia="Calibri" w:hAnsi="Calibri"/>

--- a/public/leif-taylor-resume-2026-05.docx
+++ b/public/leif-taylor-resume-2026-05.docx
@@ -49,7 +49,7 @@
         </w:rPr>
         <w:t xml:space="preserve">Greater Boston Area  ·  </w:t>
       </w:r>
-      <w:hyperlink w:history="1" r:id="rIdc2mwzwt5zndmbtg5dyljl">
+      <w:hyperlink w:history="1" r:id="rIdaobkciet7kyxrqz3q6-xn">
         <w:r>
           <w:rPr>
             <w:rFonts w:ascii="Calibri" w:cs="Calibri" w:eastAsia="Calibri" w:hAnsi="Calibri"/>
@@ -70,7 +70,7 @@
         </w:rPr>
         <w:t xml:space="preserve">  ·  </w:t>
       </w:r>
-      <w:hyperlink w:history="1" r:id="rIdy_v5o-zgxajcaybp78l-f">
+      <w:hyperlink w:history="1" r:id="rIdqhyewyzvdsvvk43kxbpp4">
         <w:r>
           <w:rPr>
             <w:rFonts w:ascii="Calibri" w:cs="Calibri" w:eastAsia="Calibri" w:hAnsi="Calibri"/>
@@ -91,7 +91,7 @@
         </w:rPr>
         <w:t xml:space="preserve">  ·  </w:t>
       </w:r>
-      <w:hyperlink w:history="1" r:id="rId_kfzluw4kfoym20dteoet">
+      <w:hyperlink w:history="1" r:id="rId-yuyacvm4bdeo_h4kamcg">
         <w:r>
           <w:rPr>
             <w:rFonts w:ascii="Calibri" w:cs="Calibri" w:eastAsia="Calibri" w:hAnsi="Calibri"/>
@@ -1281,7 +1281,7 @@
       <w:pPr>
         <w:spacing w:after="120"/>
       </w:pPr>
-      <w:hyperlink w:history="1" r:id="rIdr-dqtc_sdvr7edcj7hyhx">
+      <w:hyperlink w:history="1" r:id="rIdk0rqlmcq27jbs3dfvrkiw">
         <w:r>
           <w:rPr>
             <w:rFonts w:ascii="Calibri" w:cs="Calibri" w:eastAsia="Calibri" w:hAnsi="Calibri"/>
@@ -1466,7 +1466,7 @@
           <w:sz w:val="20"/>
           <w:szCs w:val="20"/>
         </w:rPr>
-        <w:t xml:space="preserve">PostgreSQL · MySQL · SQL Server · Oracle · CockroachDB · Aurora · Vitess · MongoDB · Cosmos DB · DynamoDB · Redis · Snowflake · BigQuery · Databricks · Delta Lake · Apache Iceberg · TimescaleDB · InfluxDB · ClickHouse · Neo4j · Elasticsearch · Kafka · RabbitMQ · NATS · SQS / SNS · EventBridge · Azure Service Bus · Redis Streams · Temporal · Camunda / Zeebe · BullMQ · worker queues · sagas · outbox pattern · CQRS · event sourcing · CDC · Debezium · dbt · Airflow · Dagster · Spark · high-volume ingestion · multi-tenant schema design · sharding · replication</w:t>
+        <w:t xml:space="preserve">PostgreSQL · MySQL · SQL Server · Oracle · CockroachDB · Aurora · MongoDB · DynamoDB · Redis · Snowflake · BigQuery · Databricks · TimescaleDB · Elasticsearch · Kafka · RabbitMQ · SQS / SNS · EventBridge · Temporal · worker queues · sagas · outbox pattern · CQRS · event sourcing · CDC · dbt · Airflow · Spark · sharding · replication</w:t>
       </w:r>
     </w:p>
     <w:p>
@@ -1497,7 +1497,7 @@
           <w:sz w:val="20"/>
           <w:szCs w:val="20"/>
         </w:rPr>
-        <w:t xml:space="preserve">OpenTelemetry · Datadog · Prometheus · Grafana · Loki · Tempo · Jaeger · Honeycomb · New Relic · distributed tracing · structured logging · SLOs / SLIs · error budgets · incident command · postmortems · runbooks · on-call · DR · chaos testing · load testing · k6 · Locust · OWASP Top 10 · IAM · RBAC / ABAC · zero trust · mTLS · KMS · secrets management · audit logging · PII handling · SBOM · supply-chain security · SAST / DAST · Jest · Vitest · Pytest · JUnit · Playwright · Cypress · Robot Framework · Testcontainers · contract testing · AI-assisted test authorship · LLM regression evals · golden datasets</w:t>
+        <w:t xml:space="preserve">OpenTelemetry · Datadog · Prometheus · Grafana · distributed tracing · structured logging · SLOs / SLIs · error budgets · incident command · postmortems · runbooks · on-call · DR · load testing · k6 · OWASP Top 10 · IAM · RBAC / ABAC · zero trust · secrets management · audit logging · PII handling · supply-chain security · Jest · Vitest · Pytest · Playwright · AI-assisted test authorship · LLM regression evals · golden datasets</w:t>
       </w:r>
     </w:p>
     <w:sectPr>

--- a/public/leif-taylor-resume-2026-05.docx
+++ b/public/leif-taylor-resume-2026-05.docx
@@ -49,7 +49,7 @@
         </w:rPr>
         <w:t xml:space="preserve">Greater Boston Area  ·  </w:t>
       </w:r>
-      <w:hyperlink w:history="1" r:id="rIdaobkciet7kyxrqz3q6-xn">
+      <w:hyperlink w:history="1" r:id="rIdc_xicupqybp9xa1rn5jck">
         <w:r>
           <w:rPr>
             <w:rFonts w:ascii="Calibri" w:cs="Calibri" w:eastAsia="Calibri" w:hAnsi="Calibri"/>
@@ -70,7 +70,7 @@
         </w:rPr>
         <w:t xml:space="preserve">  ·  </w:t>
       </w:r>
-      <w:hyperlink w:history="1" r:id="rIdqhyewyzvdsvvk43kxbpp4">
+      <w:hyperlink w:history="1" r:id="rIdvzex0lxi-rcugbmlmq5gw">
         <w:r>
           <w:rPr>
             <w:rFonts w:ascii="Calibri" w:cs="Calibri" w:eastAsia="Calibri" w:hAnsi="Calibri"/>
@@ -91,7 +91,7 @@
         </w:rPr>
         <w:t xml:space="preserve">  ·  </w:t>
       </w:r>
-      <w:hyperlink w:history="1" r:id="rId-yuyacvm4bdeo_h4kamcg">
+      <w:hyperlink w:history="1" r:id="rId_2an9k--rpj5w4p1fbkny">
         <w:r>
           <w:rPr>
             <w:rFonts w:ascii="Calibri" w:cs="Calibri" w:eastAsia="Calibri" w:hAnsi="Calibri"/>
@@ -1281,7 +1281,7 @@
       <w:pPr>
         <w:spacing w:after="120"/>
       </w:pPr>
-      <w:hyperlink w:history="1" r:id="rIdk0rqlmcq27jbs3dfvrkiw">
+      <w:hyperlink w:history="1" r:id="rIddgwt8kgvryfac40go5uym">
         <w:r>
           <w:rPr>
             <w:rFonts w:ascii="Calibri" w:cs="Calibri" w:eastAsia="Calibri" w:hAnsi="Calibri"/>
